--- a/pulsar_group_summary_Фотограф_20260825.docx
+++ b/pulsar_group_summary_Фотограф_20260825.docx
@@ -24,7 +24,7 @@
     </w:p>
     <w:p>
       <w:r>
-        <w:t>Дата формирования: 25.08.2026 21:16</w:t>
+        <w:t>Дата формирования: 25.08.2026 21:54</w:t>
       </w:r>
     </w:p>
     <w:tbl>
@@ -145,11 +145,16 @@
         </w:tc>
       </w:tr>
     </w:tbl>
+    <w:p/>
     <w:p>
       <w:pPr>
         <w:pStyle w:val="Heading2"/>
+        <w:spacing w:before="160" w:after="60"/>
       </w:pPr>
       <w:r>
+        <w:rPr>
+          <w:b/>
+        </w:rPr>
         <w:t>Категории АА</w:t>
       </w:r>
     </w:p>
@@ -166,8 +171,12 @@
     <w:p>
       <w:pPr>
         <w:pStyle w:val="Heading2"/>
+        <w:spacing w:before="160" w:after="60"/>
       </w:pPr>
       <w:r>
+        <w:rPr>
+          <w:b/>
+        </w:rPr>
         <w:t>Даты и документы</w:t>
       </w:r>
     </w:p>
@@ -184,8 +193,12 @@
     <w:p>
       <w:pPr>
         <w:pStyle w:val="Heading2"/>
+        <w:spacing w:before="160" w:after="60"/>
       </w:pPr>
       <w:r>
+        <w:rPr>
+          <w:b/>
+        </w:rPr>
         <w:t>Информация</w:t>
       </w:r>
     </w:p>
@@ -202,8 +215,12 @@
     <w:p>
       <w:pPr>
         <w:pStyle w:val="Heading2"/>
+        <w:spacing w:before="160" w:after="60"/>
       </w:pPr>
       <w:r>
+        <w:rPr>
+          <w:b/>
+        </w:rPr>
         <w:t>Описание встреч</w:t>
       </w:r>
     </w:p>
@@ -218,8 +235,12 @@
     <w:p>
       <w:pPr>
         <w:pStyle w:val="Heading2"/>
+        <w:spacing w:before="160" w:after="60"/>
       </w:pPr>
       <w:r>
+        <w:rPr>
+          <w:b/>
+        </w:rPr>
         <w:t>Результаты</w:t>
       </w:r>
     </w:p>
@@ -234,8 +255,12 @@
     <w:p>
       <w:pPr>
         <w:pStyle w:val="Heading2"/>
+        <w:spacing w:before="160" w:after="60"/>
       </w:pPr>
       <w:r>
+        <w:rPr>
+          <w:b/>
+        </w:rPr>
         <w:t>Статусы</w:t>
       </w:r>
     </w:p>
@@ -250,8 +275,12 @@
     <w:p>
       <w:pPr>
         <w:pStyle w:val="Heading2"/>
+        <w:spacing w:before="160" w:after="60"/>
       </w:pPr>
       <w:r>
+        <w:rPr>
+          <w:b/>
+        </w:rPr>
         <w:t>Работники</w:t>
       </w:r>
     </w:p>
@@ -266,8 +295,12 @@
     <w:p>
       <w:pPr>
         <w:pStyle w:val="Heading2"/>
+        <w:spacing w:before="160" w:after="60"/>
       </w:pPr>
       <w:r>
+        <w:rPr>
+          <w:b/>
+        </w:rPr>
         <w:t>Мероприятия</w:t>
       </w:r>
     </w:p>
@@ -284,9 +317,13 @@
         <w:pStyle w:val="Heading2"/>
       </w:pPr>
       <w:r>
+        <w:rPr>
+          <w:b/>
+        </w:rPr>
         <w:t>Входящие встречи</w:t>
       </w:r>
     </w:p>
+    <w:p/>
     <w:tbl>
       <w:tblPr>
         <w:tblStyle w:val="TableGrid"/>
@@ -294,20 +331,21 @@
         <w:tblLook w:firstColumn="1" w:firstRow="1" w:lastColumn="0" w:lastRow="0" w:noHBand="0" w:noVBand="1" w:val="04A0"/>
       </w:tblPr>
       <w:tblGrid>
-        <w:gridCol w:w="1234"/>
-        <w:gridCol w:w="1234"/>
-        <w:gridCol w:w="1234"/>
-        <w:gridCol w:w="1234"/>
-        <w:gridCol w:w="1234"/>
-        <w:gridCol w:w="1234"/>
-        <w:gridCol w:w="1234"/>
+        <w:gridCol w:w="1851"/>
+        <w:gridCol w:w="1851"/>
+        <w:gridCol w:w="1851"/>
+        <w:gridCol w:w="1851"/>
+        <w:gridCol w:w="1851"/>
+        <w:gridCol w:w="1851"/>
+        <w:gridCol w:w="1851"/>
       </w:tblGrid>
       <w:tr>
         <w:tc>
           <w:tcPr>
-            <w:tcW w:type="dxa" w:w="1234"/>
+            <w:tcW w:type="dxa" w:w="1851"/>
           </w:tcPr>
           <w:p>
+            <w:r/>
             <w:r>
               <w:t>Дата</w:t>
             </w:r>
@@ -315,9 +353,10 @@
         </w:tc>
         <w:tc>
           <w:tcPr>
-            <w:tcW w:type="dxa" w:w="1234"/>
+            <w:tcW w:type="dxa" w:w="1851"/>
           </w:tcPr>
           <w:p>
+            <w:r/>
             <w:r>
               <w:t>Категория АА</w:t>
             </w:r>
@@ -325,9 +364,10 @@
         </w:tc>
         <w:tc>
           <w:tcPr>
-            <w:tcW w:type="dxa" w:w="1234"/>
+            <w:tcW w:type="dxa" w:w="1851"/>
           </w:tcPr>
           <w:p>
+            <w:r/>
             <w:r>
               <w:t>Личный номер</w:t>
             </w:r>
@@ -335,9 +375,10 @@
         </w:tc>
         <w:tc>
           <w:tcPr>
-            <w:tcW w:type="dxa" w:w="1234"/>
+            <w:tcW w:type="dxa" w:w="1851"/>
           </w:tcPr>
           <w:p>
+            <w:r/>
             <w:r>
               <w:t>Работник</w:t>
             </w:r>
@@ -345,9 +386,10 @@
         </w:tc>
         <w:tc>
           <w:tcPr>
-            <w:tcW w:type="dxa" w:w="1234"/>
+            <w:tcW w:type="dxa" w:w="1851"/>
           </w:tcPr>
           <w:p>
+            <w:r/>
             <w:r>
               <w:t>Результат</w:t>
             </w:r>
@@ -355,9 +397,10 @@
         </w:tc>
         <w:tc>
           <w:tcPr>
-            <w:tcW w:type="dxa" w:w="1234"/>
+            <w:tcW w:type="dxa" w:w="1851"/>
           </w:tcPr>
           <w:p>
+            <w:r/>
             <w:r>
               <w:t>Статус</w:t>
             </w:r>
@@ -365,9 +408,10 @@
         </w:tc>
         <w:tc>
           <w:tcPr>
-            <w:tcW w:type="dxa" w:w="1234"/>
+            <w:tcW w:type="dxa" w:w="1851"/>
           </w:tcPr>
           <w:p>
+            <w:r/>
             <w:r>
               <w:t>Документ</w:t>
             </w:r>
@@ -377,9 +421,10 @@
       <w:tr>
         <w:tc>
           <w:tcPr>
-            <w:tcW w:type="dxa" w:w="1234"/>
+            <w:tcW w:type="dxa" w:w="1851"/>
           </w:tcPr>
           <w:p>
+            <w:r/>
             <w:r>
               <w:t>01.06.2026</w:t>
             </w:r>
@@ -387,9 +432,10 @@
         </w:tc>
         <w:tc>
           <w:tcPr>
-            <w:tcW w:type="dxa" w:w="1234"/>
+            <w:tcW w:type="dxa" w:w="1851"/>
           </w:tcPr>
           <w:p>
+            <w:r/>
             <w:r>
               <w:t>Иван</w:t>
             </w:r>
@@ -397,9 +443,10 @@
         </w:tc>
         <w:tc>
           <w:tcPr>
-            <w:tcW w:type="dxa" w:w="1234"/>
+            <w:tcW w:type="dxa" w:w="1851"/>
           </w:tcPr>
           <w:p>
+            <w:r/>
             <w:r>
               <w:t>19234</w:t>
             </w:r>
@@ -407,9 +454,10 @@
         </w:tc>
         <w:tc>
           <w:tcPr>
-            <w:tcW w:type="dxa" w:w="1234"/>
+            <w:tcW w:type="dxa" w:w="1851"/>
           </w:tcPr>
           <w:p>
+            <w:r/>
             <w:r>
               <w:t>—</w:t>
             </w:r>
@@ -417,9 +465,10 @@
         </w:tc>
         <w:tc>
           <w:tcPr>
-            <w:tcW w:type="dxa" w:w="1234"/>
+            <w:tcW w:type="dxa" w:w="1851"/>
           </w:tcPr>
           <w:p>
+            <w:r/>
             <w:r>
               <w:t>Справка о встрече с</w:t>
             </w:r>
@@ -427,9 +476,10 @@
         </w:tc>
         <w:tc>
           <w:tcPr>
-            <w:tcW w:type="dxa" w:w="1234"/>
+            <w:tcW w:type="dxa" w:w="1851"/>
           </w:tcPr>
           <w:p>
+            <w:r/>
             <w:r>
               <w:t>Завершен</w:t>
             </w:r>
@@ -437,9 +487,10 @@
         </w:tc>
         <w:tc>
           <w:tcPr>
-            <w:tcW w:type="dxa" w:w="1234"/>
+            <w:tcW w:type="dxa" w:w="1851"/>
           </w:tcPr>
           <w:p>
+            <w:r/>
             <w:r>
               <w:t>#11</w:t>
             </w:r>
@@ -449,9 +500,10 @@
       <w:tr>
         <w:tc>
           <w:tcPr>
-            <w:tcW w:type="dxa" w:w="1234"/>
+            <w:tcW w:type="dxa" w:w="1851"/>
           </w:tcPr>
           <w:p>
+            <w:r/>
             <w:r>
               <w:t>29.04.2026</w:t>
             </w:r>
@@ -459,9 +511,10 @@
         </w:tc>
         <w:tc>
           <w:tcPr>
-            <w:tcW w:type="dxa" w:w="1234"/>
+            <w:tcW w:type="dxa" w:w="1851"/>
           </w:tcPr>
           <w:p>
+            <w:r/>
             <w:r>
               <w:t>Сидорова</w:t>
             </w:r>
@@ -469,9 +522,10 @@
         </w:tc>
         <w:tc>
           <w:tcPr>
-            <w:tcW w:type="dxa" w:w="1234"/>
+            <w:tcW w:type="dxa" w:w="1851"/>
           </w:tcPr>
           <w:p>
+            <w:r/>
             <w:r>
               <w:t>1548</w:t>
             </w:r>
@@ -479,9 +533,10 @@
         </w:tc>
         <w:tc>
           <w:tcPr>
-            <w:tcW w:type="dxa" w:w="1234"/>
+            <w:tcW w:type="dxa" w:w="1851"/>
           </w:tcPr>
           <w:p>
+            <w:r/>
             <w:r>
               <w:t>Петров Иван</w:t>
             </w:r>
@@ -489,9 +544,10 @@
         </w:tc>
         <w:tc>
           <w:tcPr>
-            <w:tcW w:type="dxa" w:w="1234"/>
+            <w:tcW w:type="dxa" w:w="1851"/>
           </w:tcPr>
           <w:p>
+            <w:r/>
             <w:r>
               <w:t>Справка о встрече с</w:t>
             </w:r>
@@ -499,9 +555,10 @@
         </w:tc>
         <w:tc>
           <w:tcPr>
-            <w:tcW w:type="dxa" w:w="1234"/>
+            <w:tcW w:type="dxa" w:w="1851"/>
           </w:tcPr>
           <w:p>
+            <w:r/>
             <w:r>
               <w:t>Завершен</w:t>
             </w:r>
@@ -509,9 +566,10 @@
         </w:tc>
         <w:tc>
           <w:tcPr>
-            <w:tcW w:type="dxa" w:w="1234"/>
+            <w:tcW w:type="dxa" w:w="1851"/>
           </w:tcPr>
           <w:p>
+            <w:r/>
             <w:r>
               <w:t>22/104/54 - 52</w:t>
             </w:r>
